--- a/Docs/YaoKunDrone_README.docx
+++ b/Docs/YaoKunDrone_README.docx
@@ -2744,7 +2744,7 @@
           <w:color w:val="0F172A"/>
           <w:sz w:val="21"/>
         </w:rPr>
-        <w:t>五板型条件编译</w:t>
+        <w:t>多板型条件编译</w:t>
       </w:r>
       <w:r>
         <w:rPr>
